--- a/docs/lab-4/report.docx
+++ b/docs/lab-4/report.docx
@@ -661,7 +661,6 @@
           <w:docPartUnique/>
         </w:docPartObj>
       </w:sdtPr>
-      <w:sdtEndPr/>
       <w:sdtContent>
         <w:p>
           <w:pPr>
@@ -1980,6 +1979,19 @@
           <w14:ligatures w14:val="none"/>
         </w:rPr>
       </w:pPr>
+      <w:r>
+        <w:rPr>
+          <w:rFonts w:ascii="Times New Roman" w:eastAsia="Calibri" w:hAnsi="Times New Roman" w:cs="Times New Roman"/>
+          <w:bCs/>
+          <w:iCs/>
+          <w:color w:val="000000" w:themeColor="text1"/>
+          <w:kern w:val="0"/>
+          <w:sz w:val="28"/>
+          <w:szCs w:val="28"/>
+          <w14:ligatures w14:val="none"/>
+        </w:rPr>
+        <w:t>Идея алгоритма:</w:t>
+      </w:r>
     </w:p>
     <w:p>
       <w:pPr>
@@ -1996,6 +2008,857 @@
           <w14:ligatures w14:val="none"/>
         </w:rPr>
       </w:pPr>
+      <w:r>
+        <w:rPr>
+          <w:rFonts w:ascii="Times New Roman" w:eastAsia="Calibri" w:hAnsi="Times New Roman" w:cs="Times New Roman"/>
+          <w:bCs/>
+          <w:iCs/>
+          <w:color w:val="000000" w:themeColor="text1"/>
+          <w:kern w:val="0"/>
+          <w:sz w:val="28"/>
+          <w:szCs w:val="28"/>
+          <w14:ligatures w14:val="none"/>
+        </w:rPr>
+        <w:t>- выбор пикселя на камере</w:t>
+      </w:r>
+      <w:r>
+        <w:rPr>
+          <w:rFonts w:ascii="Times New Roman" w:eastAsia="Calibri" w:hAnsi="Times New Roman" w:cs="Times New Roman"/>
+          <w:bCs/>
+          <w:iCs/>
+          <w:color w:val="000000" w:themeColor="text1"/>
+          <w:kern w:val="0"/>
+          <w:sz w:val="28"/>
+          <w:szCs w:val="28"/>
+          <w14:ligatures w14:val="none"/>
+        </w:rPr>
+        <w:br/>
+        <w:t>- выбор случайной точки в пределах пикселя</w:t>
+      </w:r>
+      <w:r>
+        <w:rPr>
+          <w:rFonts w:ascii="Times New Roman" w:eastAsia="Calibri" w:hAnsi="Times New Roman" w:cs="Times New Roman"/>
+          <w:bCs/>
+          <w:iCs/>
+          <w:color w:val="000000" w:themeColor="text1"/>
+          <w:kern w:val="0"/>
+          <w:sz w:val="28"/>
+          <w:szCs w:val="28"/>
+          <w14:ligatures w14:val="none"/>
+        </w:rPr>
+        <w:br/>
+        <w:t>- проверка пересечения луча, проведенного из камеры к полученной точке, с треугольниками сцены</w:t>
+      </w:r>
+      <w:r>
+        <w:rPr>
+          <w:rFonts w:ascii="Times New Roman" w:eastAsia="Calibri" w:hAnsi="Times New Roman" w:cs="Times New Roman"/>
+          <w:bCs/>
+          <w:iCs/>
+          <w:color w:val="000000" w:themeColor="text1"/>
+          <w:kern w:val="0"/>
+          <w:sz w:val="28"/>
+          <w:szCs w:val="28"/>
+          <w14:ligatures w14:val="none"/>
+        </w:rPr>
+        <w:br/>
+        <w:t>- выбор источника света по весам и проверка попадания света на точку сцены</w:t>
+      </w:r>
+      <w:r>
+        <w:rPr>
+          <w:rFonts w:ascii="Times New Roman" w:eastAsia="Calibri" w:hAnsi="Times New Roman" w:cs="Times New Roman"/>
+          <w:bCs/>
+          <w:iCs/>
+          <w:color w:val="000000" w:themeColor="text1"/>
+          <w:kern w:val="0"/>
+          <w:sz w:val="28"/>
+          <w:szCs w:val="28"/>
+          <w14:ligatures w14:val="none"/>
+        </w:rPr>
+        <w:br/>
+        <w:t>- учет непрямого (рассеянного и зеркального) света за счет рекурсивного поиска пересечений</w:t>
+      </w:r>
+    </w:p>
+    <w:p>
+      <w:pPr>
+        <w:rPr>
+          <w:rFonts w:ascii="Times New Roman" w:eastAsia="Calibri" w:hAnsi="Times New Roman" w:cs="Times New Roman"/>
+          <w:bCs/>
+          <w:iCs/>
+          <w:color w:val="000000" w:themeColor="text1"/>
+          <w:kern w:val="0"/>
+          <w:sz w:val="28"/>
+          <w:szCs w:val="28"/>
+          <w14:ligatures w14:val="none"/>
+        </w:rPr>
+      </w:pPr>
+    </w:p>
+    <w:p>
+      <w:pPr>
+        <w:rPr>
+          <w:rFonts w:ascii="Times New Roman" w:eastAsia="Calibri" w:hAnsi="Times New Roman" w:cs="Times New Roman"/>
+          <w:bCs/>
+          <w:iCs/>
+          <w:color w:val="000000" w:themeColor="text1"/>
+          <w:kern w:val="0"/>
+          <w:sz w:val="28"/>
+          <w:szCs w:val="28"/>
+          <w14:ligatures w14:val="none"/>
+        </w:rPr>
+      </w:pPr>
+      <w:r>
+        <w:rPr>
+          <w:rFonts w:ascii="Times New Roman" w:eastAsia="Calibri" w:hAnsi="Times New Roman" w:cs="Times New Roman"/>
+          <w:bCs/>
+          <w:iCs/>
+          <w:color w:val="000000" w:themeColor="text1"/>
+          <w:kern w:val="0"/>
+          <w:sz w:val="28"/>
+          <w:szCs w:val="28"/>
+          <w14:ligatures w14:val="none"/>
+        </w:rPr>
+        <w:t>Программа учитывала освещение от источника не один раз, из-за чего</w:t>
+      </w:r>
+      <w:r>
+        <w:rPr>
+          <w:rFonts w:ascii="Times New Roman" w:eastAsia="Calibri" w:hAnsi="Times New Roman" w:cs="Times New Roman"/>
+          <w:bCs/>
+          <w:iCs/>
+          <w:color w:val="000000" w:themeColor="text1"/>
+          <w:kern w:val="0"/>
+          <w:sz w:val="28"/>
+          <w:szCs w:val="28"/>
+          <w14:ligatures w14:val="none"/>
+        </w:rPr>
+        <w:t xml:space="preserve"> </w:t>
+      </w:r>
+      <w:r>
+        <w:rPr>
+          <w:rFonts w:ascii="Times New Roman" w:eastAsia="Calibri" w:hAnsi="Times New Roman" w:cs="Times New Roman"/>
+          <w:bCs/>
+          <w:iCs/>
+          <w:color w:val="000000" w:themeColor="text1"/>
+          <w:kern w:val="0"/>
+          <w:sz w:val="28"/>
+          <w:szCs w:val="28"/>
+          <w14:ligatures w14:val="none"/>
+        </w:rPr>
+        <w:t>изображение казалось зашумленным и было некорректным при малом количестве сэмплов.</w:t>
+      </w:r>
+    </w:p>
+    <w:tbl>
+      <w:tblPr>
+        <w:tblStyle w:val="ac"/>
+        <w:tblW w:w="0" w:type="auto"/>
+        <w:tblLook w:val="04A0" w:firstRow="1" w:lastRow="0" w:firstColumn="1" w:lastColumn="0" w:noHBand="0" w:noVBand="1"/>
+      </w:tblPr>
+      <w:tblGrid>
+        <w:gridCol w:w="4839"/>
+        <w:gridCol w:w="4840"/>
+      </w:tblGrid>
+      <w:tr>
+        <w:tc>
+          <w:tcPr>
+            <w:tcW w:w="4839" w:type="dxa"/>
+          </w:tcPr>
+          <w:p>
+            <w:pPr>
+              <w:rPr>
+                <w:lang w:val="en-US"/>
+              </w:rPr>
+            </w:pPr>
+            <w:r>
+              <w:rPr>
+                <w:lang w:val="en-US"/>
+              </w:rPr>
+              <w:lastRenderedPageBreak/>
+              <w:drawing>
+                <wp:inline distT="0" distB="0" distL="0" distR="0" wp14:anchorId="29E1A7C1" wp14:editId="50ED71B3">
+                  <wp:extent cx="4762500" cy="4762500"/>
+                  <wp:effectExtent l="0" t="0" r="0" b="0"/>
+                  <wp:docPr id="1328348432" name="Рисунок 1"/>
+                  <wp:cNvGraphicFramePr>
+                    <a:graphicFrameLocks xmlns:a="http://schemas.openxmlformats.org/drawingml/2006/main" noChangeAspect="1"/>
+                  </wp:cNvGraphicFramePr>
+                  <a:graphic xmlns:a="http://schemas.openxmlformats.org/drawingml/2006/main">
+                    <a:graphicData uri="http://schemas.openxmlformats.org/drawingml/2006/picture">
+                      <pic:pic xmlns:pic="http://schemas.openxmlformats.org/drawingml/2006/picture">
+                        <pic:nvPicPr>
+                          <pic:cNvPr id="1328348432" name=""/>
+                          <pic:cNvPicPr/>
+                        </pic:nvPicPr>
+                        <pic:blipFill>
+                          <a:blip r:embed="rId7"/>
+                          <a:stretch>
+                            <a:fillRect/>
+                          </a:stretch>
+                        </pic:blipFill>
+                        <pic:spPr>
+                          <a:xfrm>
+                            <a:off x="0" y="0"/>
+                            <a:ext cx="4762500" cy="4762500"/>
+                          </a:xfrm>
+                          <a:prstGeom prst="rect">
+                            <a:avLst/>
+                          </a:prstGeom>
+                        </pic:spPr>
+                      </pic:pic>
+                    </a:graphicData>
+                  </a:graphic>
+                </wp:inline>
+              </w:drawing>
+            </w:r>
+          </w:p>
+        </w:tc>
+        <w:tc>
+          <w:tcPr>
+            <w:tcW w:w="4840" w:type="dxa"/>
+          </w:tcPr>
+          <w:p>
+            <w:pPr>
+              <w:rPr>
+                <w:rFonts w:ascii="Times New Roman" w:eastAsia="Calibri" w:hAnsi="Times New Roman" w:cs="Times New Roman"/>
+                <w:bCs/>
+                <w:iCs/>
+                <w:color w:val="000000" w:themeColor="text1"/>
+                <w:sz w:val="28"/>
+                <w:szCs w:val="28"/>
+                <w:lang w:val="en-US"/>
+              </w:rPr>
+            </w:pPr>
+            <w:r>
+              <w:rPr>
+                <w:rFonts w:ascii="Times New Roman" w:eastAsia="Calibri" w:hAnsi="Times New Roman" w:cs="Times New Roman"/>
+                <w:bCs/>
+                <w:iCs/>
+                <w:color w:val="000000" w:themeColor="text1"/>
+                <w:sz w:val="28"/>
+                <w:szCs w:val="28"/>
+                <w:lang w:val="en-US"/>
+              </w:rPr>
+              <w:drawing>
+                <wp:inline distT="0" distB="0" distL="0" distR="0" wp14:anchorId="65AB797D" wp14:editId="7E6095C9">
+                  <wp:extent cx="4762500" cy="4762500"/>
+                  <wp:effectExtent l="0" t="0" r="0" b="0"/>
+                  <wp:docPr id="779582259" name="Рисунок 1"/>
+                  <wp:cNvGraphicFramePr>
+                    <a:graphicFrameLocks xmlns:a="http://schemas.openxmlformats.org/drawingml/2006/main" noChangeAspect="1"/>
+                  </wp:cNvGraphicFramePr>
+                  <a:graphic xmlns:a="http://schemas.openxmlformats.org/drawingml/2006/main">
+                    <a:graphicData uri="http://schemas.openxmlformats.org/drawingml/2006/picture">
+                      <pic:pic xmlns:pic="http://schemas.openxmlformats.org/drawingml/2006/picture">
+                        <pic:nvPicPr>
+                          <pic:cNvPr id="779582259" name=""/>
+                          <pic:cNvPicPr/>
+                        </pic:nvPicPr>
+                        <pic:blipFill>
+                          <a:blip r:embed="rId8"/>
+                          <a:stretch>
+                            <a:fillRect/>
+                          </a:stretch>
+                        </pic:blipFill>
+                        <pic:spPr>
+                          <a:xfrm>
+                            <a:off x="0" y="0"/>
+                            <a:ext cx="4762500" cy="4762500"/>
+                          </a:xfrm>
+                          <a:prstGeom prst="rect">
+                            <a:avLst/>
+                          </a:prstGeom>
+                        </pic:spPr>
+                      </pic:pic>
+                    </a:graphicData>
+                  </a:graphic>
+                </wp:inline>
+              </w:drawing>
+            </w:r>
+          </w:p>
+        </w:tc>
+      </w:tr>
+    </w:tbl>
+    <w:p>
+      <w:pPr>
+        <w:jc w:val="center"/>
+        <w:rPr>
+          <w:rFonts w:ascii="Times New Roman" w:eastAsia="Calibri" w:hAnsi="Times New Roman" w:cs="Times New Roman"/>
+          <w:bCs/>
+          <w:iCs/>
+          <w:color w:val="000000" w:themeColor="text1"/>
+          <w:kern w:val="0"/>
+          <w:sz w:val="28"/>
+          <w:szCs w:val="28"/>
+          <w:lang w:val="en-US"/>
+          <w14:ligatures w14:val="none"/>
+        </w:rPr>
+      </w:pPr>
+    </w:p>
+    <w:p>
+      <w:pPr>
+        <w:jc w:val="center"/>
+        <w:rPr>
+          <w:rFonts w:ascii="Times New Roman" w:eastAsia="Calibri" w:hAnsi="Times New Roman" w:cs="Times New Roman"/>
+          <w:bCs/>
+          <w:iCs/>
+          <w:color w:val="000000" w:themeColor="text1"/>
+          <w:kern w:val="0"/>
+          <w:sz w:val="28"/>
+          <w:szCs w:val="28"/>
+          <w:lang w:val="en-US"/>
+          <w14:ligatures w14:val="none"/>
+        </w:rPr>
+      </w:pPr>
+      <w:r>
+        <w:rPr>
+          <w:rFonts w:ascii="Times New Roman" w:eastAsia="Calibri" w:hAnsi="Times New Roman" w:cs="Times New Roman"/>
+          <w:bCs/>
+          <w:iCs/>
+          <w:color w:val="000000" w:themeColor="text1"/>
+          <w:kern w:val="0"/>
+          <w:sz w:val="28"/>
+          <w:szCs w:val="28"/>
+          <w:lang w:val="en-US"/>
+          <w14:ligatures w14:val="none"/>
+        </w:rPr>
+        <w:t xml:space="preserve">Render: </w:t>
+      </w:r>
+      <w:r>
+        <w:rPr>
+          <w:rFonts w:ascii="Times New Roman" w:eastAsia="Calibri" w:hAnsi="Times New Roman" w:cs="Times New Roman"/>
+          <w:bCs/>
+          <w:iCs/>
+          <w:color w:val="000000" w:themeColor="text1"/>
+          <w:kern w:val="0"/>
+          <w:sz w:val="28"/>
+          <w:szCs w:val="28"/>
+          <w:lang w:val="en-US"/>
+          <w14:ligatures w14:val="none"/>
+        </w:rPr>
+        <w:t>50</w:t>
+      </w:r>
+      <w:r>
+        <w:rPr>
+          <w:rFonts w:ascii="Times New Roman" w:eastAsia="Calibri" w:hAnsi="Times New Roman" w:cs="Times New Roman"/>
+          <w:bCs/>
+          <w:iCs/>
+          <w:color w:val="000000" w:themeColor="text1"/>
+          <w:kern w:val="0"/>
+          <w:sz w:val="28"/>
+          <w:szCs w:val="28"/>
+          <w:lang w:val="en-US"/>
+          <w14:ligatures w14:val="none"/>
+        </w:rPr>
+        <w:t>0x</w:t>
+      </w:r>
+      <w:r>
+        <w:rPr>
+          <w:rFonts w:ascii="Times New Roman" w:eastAsia="Calibri" w:hAnsi="Times New Roman" w:cs="Times New Roman"/>
+          <w:bCs/>
+          <w:iCs/>
+          <w:color w:val="000000" w:themeColor="text1"/>
+          <w:kern w:val="0"/>
+          <w:sz w:val="28"/>
+          <w:szCs w:val="28"/>
+          <w:lang w:val="en-US"/>
+          <w14:ligatures w14:val="none"/>
+        </w:rPr>
+        <w:t>5</w:t>
+      </w:r>
+      <w:r>
+        <w:rPr>
+          <w:rFonts w:ascii="Times New Roman" w:eastAsia="Calibri" w:hAnsi="Times New Roman" w:cs="Times New Roman"/>
+          <w:bCs/>
+          <w:iCs/>
+          <w:color w:val="000000" w:themeColor="text1"/>
+          <w:kern w:val="0"/>
+          <w:sz w:val="28"/>
+          <w:szCs w:val="28"/>
+          <w:lang w:val="en-US"/>
+          <w14:ligatures w14:val="none"/>
+        </w:rPr>
+        <w:t xml:space="preserve">00, </w:t>
+      </w:r>
+      <w:proofErr w:type="spellStart"/>
+      <w:r>
+        <w:rPr>
+          <w:rFonts w:ascii="Times New Roman" w:eastAsia="Calibri" w:hAnsi="Times New Roman" w:cs="Times New Roman"/>
+          <w:bCs/>
+          <w:iCs/>
+          <w:color w:val="000000" w:themeColor="text1"/>
+          <w:kern w:val="0"/>
+          <w:sz w:val="28"/>
+          <w:szCs w:val="28"/>
+          <w:lang w:val="en-US"/>
+          <w14:ligatures w14:val="none"/>
+        </w:rPr>
+        <w:t>spp</w:t>
+      </w:r>
+      <w:proofErr w:type="spellEnd"/>
+      <w:r>
+        <w:rPr>
+          <w:rFonts w:ascii="Times New Roman" w:eastAsia="Calibri" w:hAnsi="Times New Roman" w:cs="Times New Roman"/>
+          <w:bCs/>
+          <w:iCs/>
+          <w:color w:val="000000" w:themeColor="text1"/>
+          <w:kern w:val="0"/>
+          <w:sz w:val="28"/>
+          <w:szCs w:val="28"/>
+          <w:lang w:val="en-US"/>
+          <w14:ligatures w14:val="none"/>
+        </w:rPr>
+        <w:t>=</w:t>
+      </w:r>
+      <w:r>
+        <w:rPr>
+          <w:rFonts w:ascii="Times New Roman" w:eastAsia="Calibri" w:hAnsi="Times New Roman" w:cs="Times New Roman"/>
+          <w:bCs/>
+          <w:iCs/>
+          <w:color w:val="000000" w:themeColor="text1"/>
+          <w:kern w:val="0"/>
+          <w:sz w:val="28"/>
+          <w:szCs w:val="28"/>
+          <w:lang w:val="en-US"/>
+          <w14:ligatures w14:val="none"/>
+        </w:rPr>
+        <w:t>1</w:t>
+      </w:r>
+      <w:r>
+        <w:rPr>
+          <w:rFonts w:ascii="Times New Roman" w:eastAsia="Calibri" w:hAnsi="Times New Roman" w:cs="Times New Roman"/>
+          <w:bCs/>
+          <w:iCs/>
+          <w:color w:val="000000" w:themeColor="text1"/>
+          <w:kern w:val="0"/>
+          <w:sz w:val="28"/>
+          <w:szCs w:val="28"/>
+          <w:lang w:val="en-US"/>
+          <w14:ligatures w14:val="none"/>
+        </w:rPr>
+        <w:t xml:space="preserve">, </w:t>
+      </w:r>
+      <w:proofErr w:type="spellStart"/>
+      <w:r>
+        <w:rPr>
+          <w:rFonts w:ascii="Times New Roman" w:eastAsia="Calibri" w:hAnsi="Times New Roman" w:cs="Times New Roman"/>
+          <w:bCs/>
+          <w:iCs/>
+          <w:color w:val="000000" w:themeColor="text1"/>
+          <w:kern w:val="0"/>
+          <w:sz w:val="28"/>
+          <w:szCs w:val="28"/>
+          <w:lang w:val="en-US"/>
+          <w14:ligatures w14:val="none"/>
+        </w:rPr>
+        <w:t>maxDepth</w:t>
+      </w:r>
+      <w:proofErr w:type="spellEnd"/>
+      <w:r>
+        <w:rPr>
+          <w:rFonts w:ascii="Times New Roman" w:eastAsia="Calibri" w:hAnsi="Times New Roman" w:cs="Times New Roman"/>
+          <w:bCs/>
+          <w:iCs/>
+          <w:color w:val="000000" w:themeColor="text1"/>
+          <w:kern w:val="0"/>
+          <w:sz w:val="28"/>
+          <w:szCs w:val="28"/>
+          <w:lang w:val="en-US"/>
+          <w14:ligatures w14:val="none"/>
+        </w:rPr>
+        <w:t xml:space="preserve">=8, </w:t>
+      </w:r>
+      <w:proofErr w:type="spellStart"/>
+      <w:r>
+        <w:rPr>
+          <w:rFonts w:ascii="Times New Roman" w:eastAsia="Calibri" w:hAnsi="Times New Roman" w:cs="Times New Roman"/>
+          <w:bCs/>
+          <w:iCs/>
+          <w:color w:val="000000" w:themeColor="text1"/>
+          <w:kern w:val="0"/>
+          <w:sz w:val="28"/>
+          <w:szCs w:val="28"/>
+          <w:lang w:val="en-US"/>
+          <w14:ligatures w14:val="none"/>
+        </w:rPr>
+        <w:t>rrStart</w:t>
+      </w:r>
+      <w:proofErr w:type="spellEnd"/>
+      <w:r>
+        <w:rPr>
+          <w:rFonts w:ascii="Times New Roman" w:eastAsia="Calibri" w:hAnsi="Times New Roman" w:cs="Times New Roman"/>
+          <w:bCs/>
+          <w:iCs/>
+          <w:color w:val="000000" w:themeColor="text1"/>
+          <w:kern w:val="0"/>
+          <w:sz w:val="28"/>
+          <w:szCs w:val="28"/>
+          <w:lang w:val="en-US"/>
+          <w14:ligatures w14:val="none"/>
+        </w:rPr>
+        <w:t>=4, gamma=2.200, normalization=FIXED, exposure=1.000</w:t>
+      </w:r>
+    </w:p>
+    <w:p>
+      <w:pPr>
+        <w:rPr>
+          <w:rFonts w:ascii="Times New Roman" w:eastAsia="Calibri" w:hAnsi="Times New Roman" w:cs="Times New Roman"/>
+          <w:bCs/>
+          <w:iCs/>
+          <w:color w:val="000000" w:themeColor="text1"/>
+          <w:kern w:val="0"/>
+          <w:sz w:val="28"/>
+          <w:szCs w:val="28"/>
+          <w:lang w:val="en-US"/>
+          <w14:ligatures w14:val="none"/>
+        </w:rPr>
+      </w:pPr>
+      <w:r>
+        <w:rPr>
+          <w:rFonts w:ascii="Times New Roman" w:eastAsia="Calibri" w:hAnsi="Times New Roman" w:cs="Times New Roman"/>
+          <w:bCs/>
+          <w:iCs/>
+          <w:color w:val="000000" w:themeColor="text1"/>
+          <w:kern w:val="0"/>
+          <w:sz w:val="28"/>
+          <w:szCs w:val="28"/>
+          <w:lang w:val="en-US"/>
+          <w14:ligatures w14:val="none"/>
+        </w:rPr>
+        <w:br w:type="page"/>
+      </w:r>
+    </w:p>
+    <w:p>
+      <w:pPr>
+        <w:rPr>
+          <w:rFonts w:ascii="Times New Roman" w:eastAsia="Calibri" w:hAnsi="Times New Roman" w:cs="Times New Roman"/>
+          <w:bCs/>
+          <w:iCs/>
+          <w:color w:val="000000" w:themeColor="text1"/>
+          <w:kern w:val="0"/>
+          <w:sz w:val="28"/>
+          <w:szCs w:val="28"/>
+          <w:lang w:val="en-US"/>
+          <w14:ligatures w14:val="none"/>
+        </w:rPr>
+      </w:pPr>
+    </w:p>
+    <w:tbl>
+      <w:tblPr>
+        <w:tblStyle w:val="ac"/>
+        <w:tblW w:w="0" w:type="auto"/>
+        <w:tblLook w:val="04A0" w:firstRow="1" w:lastRow="0" w:firstColumn="1" w:lastColumn="0" w:noHBand="0" w:noVBand="1"/>
+      </w:tblPr>
+      <w:tblGrid>
+        <w:gridCol w:w="4839"/>
+        <w:gridCol w:w="4840"/>
+      </w:tblGrid>
+      <w:tr>
+        <w:tc>
+          <w:tcPr>
+            <w:tcW w:w="4839" w:type="dxa"/>
+          </w:tcPr>
+          <w:p>
+            <w:pPr>
+              <w:rPr>
+                <w:lang w:val="en-US"/>
+              </w:rPr>
+            </w:pPr>
+            <w:r>
+              <w:rPr>
+                <w:lang w:val="en-US"/>
+              </w:rPr>
+              <w:drawing>
+                <wp:inline distT="0" distB="0" distL="0" distR="0" wp14:anchorId="4200772E" wp14:editId="26E90218">
+                  <wp:extent cx="4762500" cy="4762500"/>
+                  <wp:effectExtent l="0" t="0" r="0" b="0"/>
+                  <wp:docPr id="1746007161" name="Рисунок 1"/>
+                  <wp:cNvGraphicFramePr>
+                    <a:graphicFrameLocks xmlns:a="http://schemas.openxmlformats.org/drawingml/2006/main" noChangeAspect="1"/>
+                  </wp:cNvGraphicFramePr>
+                  <a:graphic xmlns:a="http://schemas.openxmlformats.org/drawingml/2006/main">
+                    <a:graphicData uri="http://schemas.openxmlformats.org/drawingml/2006/picture">
+                      <pic:pic xmlns:pic="http://schemas.openxmlformats.org/drawingml/2006/picture">
+                        <pic:nvPicPr>
+                          <pic:cNvPr id="1746007161" name=""/>
+                          <pic:cNvPicPr/>
+                        </pic:nvPicPr>
+                        <pic:blipFill>
+                          <a:blip r:embed="rId9"/>
+                          <a:stretch>
+                            <a:fillRect/>
+                          </a:stretch>
+                        </pic:blipFill>
+                        <pic:spPr>
+                          <a:xfrm>
+                            <a:off x="0" y="0"/>
+                            <a:ext cx="4762500" cy="4762500"/>
+                          </a:xfrm>
+                          <a:prstGeom prst="rect">
+                            <a:avLst/>
+                          </a:prstGeom>
+                        </pic:spPr>
+                      </pic:pic>
+                    </a:graphicData>
+                  </a:graphic>
+                </wp:inline>
+              </w:drawing>
+            </w:r>
+          </w:p>
+        </w:tc>
+        <w:tc>
+          <w:tcPr>
+            <w:tcW w:w="4840" w:type="dxa"/>
+          </w:tcPr>
+          <w:p>
+            <w:pPr>
+              <w:rPr>
+                <w:rFonts w:ascii="Times New Roman" w:eastAsia="Calibri" w:hAnsi="Times New Roman" w:cs="Times New Roman"/>
+                <w:bCs/>
+                <w:iCs/>
+                <w:color w:val="000000" w:themeColor="text1"/>
+                <w:sz w:val="28"/>
+                <w:szCs w:val="28"/>
+                <w:lang w:val="en-US"/>
+              </w:rPr>
+            </w:pPr>
+            <w:r>
+              <w:rPr>
+                <w:rFonts w:ascii="Times New Roman" w:eastAsia="Calibri" w:hAnsi="Times New Roman" w:cs="Times New Roman"/>
+                <w:bCs/>
+                <w:iCs/>
+                <w:color w:val="000000" w:themeColor="text1"/>
+                <w:sz w:val="28"/>
+                <w:szCs w:val="28"/>
+                <w:lang w:val="en-US"/>
+              </w:rPr>
+              <w:drawing>
+                <wp:inline distT="0" distB="0" distL="0" distR="0" wp14:anchorId="4EB89883" wp14:editId="1ABFC20B">
+                  <wp:extent cx="4762500" cy="4762500"/>
+                  <wp:effectExtent l="0" t="0" r="0" b="0"/>
+                  <wp:docPr id="1068378043" name="Рисунок 1"/>
+                  <wp:cNvGraphicFramePr>
+                    <a:graphicFrameLocks xmlns:a="http://schemas.openxmlformats.org/drawingml/2006/main" noChangeAspect="1"/>
+                  </wp:cNvGraphicFramePr>
+                  <a:graphic xmlns:a="http://schemas.openxmlformats.org/drawingml/2006/main">
+                    <a:graphicData uri="http://schemas.openxmlformats.org/drawingml/2006/picture">
+                      <pic:pic xmlns:pic="http://schemas.openxmlformats.org/drawingml/2006/picture">
+                        <pic:nvPicPr>
+                          <pic:cNvPr id="1068378043" name=""/>
+                          <pic:cNvPicPr/>
+                        </pic:nvPicPr>
+                        <pic:blipFill>
+                          <a:blip r:embed="rId10"/>
+                          <a:stretch>
+                            <a:fillRect/>
+                          </a:stretch>
+                        </pic:blipFill>
+                        <pic:spPr>
+                          <a:xfrm>
+                            <a:off x="0" y="0"/>
+                            <a:ext cx="4762500" cy="4762500"/>
+                          </a:xfrm>
+                          <a:prstGeom prst="rect">
+                            <a:avLst/>
+                          </a:prstGeom>
+                        </pic:spPr>
+                      </pic:pic>
+                    </a:graphicData>
+                  </a:graphic>
+                </wp:inline>
+              </w:drawing>
+            </w:r>
+          </w:p>
+        </w:tc>
+      </w:tr>
+    </w:tbl>
+    <w:p>
+      <w:pPr>
+        <w:jc w:val="center"/>
+        <w:rPr>
+          <w:rFonts w:ascii="Times New Roman" w:eastAsia="Calibri" w:hAnsi="Times New Roman" w:cs="Times New Roman"/>
+          <w:bCs/>
+          <w:iCs/>
+          <w:color w:val="000000" w:themeColor="text1"/>
+          <w:kern w:val="0"/>
+          <w:sz w:val="28"/>
+          <w:szCs w:val="28"/>
+          <w:lang w:val="en-US"/>
+          <w14:ligatures w14:val="none"/>
+        </w:rPr>
+      </w:pPr>
+    </w:p>
+    <w:p>
+      <w:pPr>
+        <w:jc w:val="center"/>
+        <w:rPr>
+          <w:rFonts w:ascii="Times New Roman" w:eastAsia="Calibri" w:hAnsi="Times New Roman" w:cs="Times New Roman"/>
+          <w:bCs/>
+          <w:iCs/>
+          <w:color w:val="000000" w:themeColor="text1"/>
+          <w:kern w:val="0"/>
+          <w:sz w:val="28"/>
+          <w:szCs w:val="28"/>
+          <w:lang w:val="en-US"/>
+          <w14:ligatures w14:val="none"/>
+        </w:rPr>
+      </w:pPr>
+      <w:r>
+        <w:rPr>
+          <w:rFonts w:ascii="Times New Roman" w:eastAsia="Calibri" w:hAnsi="Times New Roman" w:cs="Times New Roman"/>
+          <w:bCs/>
+          <w:iCs/>
+          <w:color w:val="000000" w:themeColor="text1"/>
+          <w:kern w:val="0"/>
+          <w:sz w:val="28"/>
+          <w:szCs w:val="28"/>
+          <w:lang w:val="en-US"/>
+          <w14:ligatures w14:val="none"/>
+        </w:rPr>
+        <w:t xml:space="preserve">Render: </w:t>
+      </w:r>
+      <w:r>
+        <w:rPr>
+          <w:rFonts w:ascii="Times New Roman" w:eastAsia="Calibri" w:hAnsi="Times New Roman" w:cs="Times New Roman"/>
+          <w:bCs/>
+          <w:iCs/>
+          <w:color w:val="000000" w:themeColor="text1"/>
+          <w:kern w:val="0"/>
+          <w:sz w:val="28"/>
+          <w:szCs w:val="28"/>
+          <w:lang w:val="en-US"/>
+          <w14:ligatures w14:val="none"/>
+        </w:rPr>
+        <w:t>50</w:t>
+      </w:r>
+      <w:r>
+        <w:rPr>
+          <w:rFonts w:ascii="Times New Roman" w:eastAsia="Calibri" w:hAnsi="Times New Roman" w:cs="Times New Roman"/>
+          <w:bCs/>
+          <w:iCs/>
+          <w:color w:val="000000" w:themeColor="text1"/>
+          <w:kern w:val="0"/>
+          <w:sz w:val="28"/>
+          <w:szCs w:val="28"/>
+          <w:lang w:val="en-US"/>
+          <w14:ligatures w14:val="none"/>
+        </w:rPr>
+        <w:t>0x</w:t>
+      </w:r>
+      <w:r>
+        <w:rPr>
+          <w:rFonts w:ascii="Times New Roman" w:eastAsia="Calibri" w:hAnsi="Times New Roman" w:cs="Times New Roman"/>
+          <w:bCs/>
+          <w:iCs/>
+          <w:color w:val="000000" w:themeColor="text1"/>
+          <w:kern w:val="0"/>
+          <w:sz w:val="28"/>
+          <w:szCs w:val="28"/>
+          <w:lang w:val="en-US"/>
+          <w14:ligatures w14:val="none"/>
+        </w:rPr>
+        <w:t>5</w:t>
+      </w:r>
+      <w:r>
+        <w:rPr>
+          <w:rFonts w:ascii="Times New Roman" w:eastAsia="Calibri" w:hAnsi="Times New Roman" w:cs="Times New Roman"/>
+          <w:bCs/>
+          <w:iCs/>
+          <w:color w:val="000000" w:themeColor="text1"/>
+          <w:kern w:val="0"/>
+          <w:sz w:val="28"/>
+          <w:szCs w:val="28"/>
+          <w:lang w:val="en-US"/>
+          <w14:ligatures w14:val="none"/>
+        </w:rPr>
+        <w:t xml:space="preserve">00, spp=24, </w:t>
+      </w:r>
+      <w:proofErr w:type="spellStart"/>
+      <w:r>
+        <w:rPr>
+          <w:rFonts w:ascii="Times New Roman" w:eastAsia="Calibri" w:hAnsi="Times New Roman" w:cs="Times New Roman"/>
+          <w:bCs/>
+          <w:iCs/>
+          <w:color w:val="000000" w:themeColor="text1"/>
+          <w:kern w:val="0"/>
+          <w:sz w:val="28"/>
+          <w:szCs w:val="28"/>
+          <w:lang w:val="en-US"/>
+          <w14:ligatures w14:val="none"/>
+        </w:rPr>
+        <w:t>maxDepth</w:t>
+      </w:r>
+      <w:proofErr w:type="spellEnd"/>
+      <w:r>
+        <w:rPr>
+          <w:rFonts w:ascii="Times New Roman" w:eastAsia="Calibri" w:hAnsi="Times New Roman" w:cs="Times New Roman"/>
+          <w:bCs/>
+          <w:iCs/>
+          <w:color w:val="000000" w:themeColor="text1"/>
+          <w:kern w:val="0"/>
+          <w:sz w:val="28"/>
+          <w:szCs w:val="28"/>
+          <w:lang w:val="en-US"/>
+          <w14:ligatures w14:val="none"/>
+        </w:rPr>
+        <w:t xml:space="preserve">=8, </w:t>
+      </w:r>
+      <w:proofErr w:type="spellStart"/>
+      <w:r>
+        <w:rPr>
+          <w:rFonts w:ascii="Times New Roman" w:eastAsia="Calibri" w:hAnsi="Times New Roman" w:cs="Times New Roman"/>
+          <w:bCs/>
+          <w:iCs/>
+          <w:color w:val="000000" w:themeColor="text1"/>
+          <w:kern w:val="0"/>
+          <w:sz w:val="28"/>
+          <w:szCs w:val="28"/>
+          <w:lang w:val="en-US"/>
+          <w14:ligatures w14:val="none"/>
+        </w:rPr>
+        <w:t>rrStart</w:t>
+      </w:r>
+      <w:proofErr w:type="spellEnd"/>
+      <w:r>
+        <w:rPr>
+          <w:rFonts w:ascii="Times New Roman" w:eastAsia="Calibri" w:hAnsi="Times New Roman" w:cs="Times New Roman"/>
+          <w:bCs/>
+          <w:iCs/>
+          <w:color w:val="000000" w:themeColor="text1"/>
+          <w:kern w:val="0"/>
+          <w:sz w:val="28"/>
+          <w:szCs w:val="28"/>
+          <w:lang w:val="en-US"/>
+          <w14:ligatures w14:val="none"/>
+        </w:rPr>
+        <w:t>=4, gamma=2.200, normalization=FIXED, exposure=1.000</w:t>
+      </w:r>
+    </w:p>
+    <w:p>
+      <w:pPr>
+        <w:rPr>
+          <w:rFonts w:ascii="Times New Roman" w:eastAsia="Calibri" w:hAnsi="Times New Roman" w:cs="Times New Roman"/>
+          <w:bCs/>
+          <w:iCs/>
+          <w:color w:val="000000" w:themeColor="text1"/>
+          <w:kern w:val="0"/>
+          <w:sz w:val="28"/>
+          <w:szCs w:val="28"/>
+          <w:lang w:val="en-US"/>
+          <w14:ligatures w14:val="none"/>
+        </w:rPr>
+      </w:pPr>
+    </w:p>
+    <w:p>
+      <w:pPr>
+        <w:rPr>
+          <w:rFonts w:ascii="Times New Roman" w:eastAsia="Calibri" w:hAnsi="Times New Roman" w:cs="Times New Roman"/>
+          <w:bCs/>
+          <w:iCs/>
+          <w:color w:val="000000" w:themeColor="text1"/>
+          <w:kern w:val="0"/>
+          <w:sz w:val="28"/>
+          <w:szCs w:val="28"/>
+          <w:lang w:val="en-US"/>
+          <w14:ligatures w14:val="none"/>
+        </w:rPr>
+      </w:pPr>
     </w:p>
     <w:p>
       <w:pPr>
@@ -2009,10 +2872,15 @@
           <w:kern w:val="0"/>
           <w:sz w:val="28"/>
           <w:szCs w:val="28"/>
-          <w14:ligatures w14:val="none"/>
-        </w:rPr>
-      </w:pPr>
-      <w:r>
+          <w:lang w:val="en-US"/>
+          <w14:ligatures w14:val="none"/>
+        </w:rPr>
+      </w:pPr>
+    </w:p>
+    <w:p>
+      <w:pPr>
+        <w:spacing w:before="100" w:beforeAutospacing="1" w:after="100" w:afterAutospacing="1" w:line="360" w:lineRule="auto"/>
+        <w:contextualSpacing/>
         <w:rPr>
           <w:rFonts w:ascii="Times New Roman" w:eastAsia="Calibri" w:hAnsi="Times New Roman" w:cs="Times New Roman"/>
           <w:bCs/>
@@ -2021,6 +2889,20 @@
           <w:kern w:val="0"/>
           <w:sz w:val="28"/>
           <w:szCs w:val="28"/>
+          <w:lang w:val="en-US"/>
+          <w14:ligatures w14:val="none"/>
+        </w:rPr>
+      </w:pPr>
+      <w:r>
+        <w:rPr>
+          <w:rFonts w:ascii="Times New Roman" w:eastAsia="Calibri" w:hAnsi="Times New Roman" w:cs="Times New Roman"/>
+          <w:bCs/>
+          <w:iCs/>
+          <w:color w:val="000000" w:themeColor="text1"/>
+          <w:kern w:val="0"/>
+          <w:sz w:val="28"/>
+          <w:szCs w:val="28"/>
+          <w:lang w:val="en-US"/>
           <w14:ligatures w14:val="none"/>
         </w:rPr>
         <w:br w:type="page"/>
@@ -2122,7 +3004,7 @@
           <w:docGrid w:linePitch="360"/>
         </w:sectPr>
       </w:pPr>
-      <w:hyperlink r:id="rId7" w:history="1">
+      <w:hyperlink r:id="rId11" w:history="1">
         <w:r>
           <w:rPr>
             <w:rStyle w:val="ad"/>
@@ -2385,7 +3267,7 @@
           <w:szCs w:val="28"/>
         </w:rPr>
       </w:pPr>
-      <w:hyperlink r:id="rId8" w:history="1">
+      <w:hyperlink r:id="rId12" w:history="1">
         <w:r>
           <w:rPr>
             <w:rStyle w:val="ad"/>
@@ -3379,15 +4261,6 @@
   </w:num>
   <w:num w:numId="8" w16cid:durableId="1952542783">
     <w:abstractNumId w:val="6"/>
-    <w:lvlOverride w:ilvl="0"/>
-    <w:lvlOverride w:ilvl="1"/>
-    <w:lvlOverride w:ilvl="2"/>
-    <w:lvlOverride w:ilvl="3"/>
-    <w:lvlOverride w:ilvl="4"/>
-    <w:lvlOverride w:ilvl="5"/>
-    <w:lvlOverride w:ilvl="6"/>
-    <w:lvlOverride w:ilvl="7"/>
-    <w:lvlOverride w:ilvl="8"/>
   </w:num>
   <w:num w:numId="9" w16cid:durableId="117796929">
     <w:abstractNumId w:val="3"/>
@@ -3795,7 +4668,7 @@
   <w:style w:type="paragraph" w:default="1" w:styleId="a">
     <w:name w:val="Normal"/>
     <w:qFormat/>
-    <w:rsid w:val="006C7011"/>
+    <w:rsid w:val="00D0752F"/>
   </w:style>
   <w:style w:type="paragraph" w:styleId="1">
     <w:name w:val="heading 1"/>
@@ -4544,6 +5417,8 @@
     <w:rsidRoot w:val="00D50675"/>
     <w:rsid w:val="003210A5"/>
     <w:rsid w:val="00363A38"/>
+    <w:rsid w:val="004450DB"/>
+    <w:rsid w:val="004514E2"/>
     <w:rsid w:val="0046694D"/>
     <w:rsid w:val="004D26F1"/>
     <w:rsid w:val="006878B5"/>

--- a/docs/lab-4/report.docx
+++ b/docs/lab-4/report.docx
@@ -1072,7 +1072,7 @@
                 <w:sz w:val="28"/>
                 <w:szCs w:val="28"/>
               </w:rPr>
-              <w:t>8</w:t>
+              <w:t>10</w:t>
             </w:r>
             <w:r>
               <w:rPr>
@@ -1168,7 +1168,7 @@
                 <w:sz w:val="28"/>
                 <w:szCs w:val="28"/>
               </w:rPr>
-              <w:t>9</w:t>
+              <w:t>11</w:t>
             </w:r>
             <w:r>
               <w:rPr>
@@ -1264,7 +1264,7 @@
                 <w:sz w:val="28"/>
                 <w:szCs w:val="28"/>
               </w:rPr>
-              <w:t>10</w:t>
+              <w:t>12</w:t>
             </w:r>
             <w:r>
               <w:rPr>
@@ -1600,39 +1600,7 @@
           <w:rFonts w:ascii="Times New Roman" w:hAnsi="Times New Roman" w:cs="Times New Roman"/>
           <w:sz w:val="28"/>
         </w:rPr>
-        <w:t>Модель оптических свойств материалов. Пропускание отсутствует, среда равномерная и прозрачная с постоянным показателем преломления = 1. Оптические свойства на поверхностях: коэффициент диффузного отражения (Ламберт) и коэффициент зеркального отражения (чистое зеркало). Зеркальные и диффузные оптические свойства могут быть заданы одновременно на одной поверхности. Выбирается одно событие (свойство) методами выборки по значимости и русской рулетки. Коэффициенты цветные. Новое направление и цвет луча выбираются в соответствии с выбранным событием. Желательно обеспечить постоянство энергии луча. Более сложные модели (например, Кука-</w:t>
-      </w:r>
-      <w:proofErr w:type="spellStart"/>
-      <w:r>
-        <w:rPr>
-          <w:rFonts w:ascii="Times New Roman" w:hAnsi="Times New Roman" w:cs="Times New Roman"/>
-          <w:sz w:val="28"/>
-        </w:rPr>
-        <w:t>Торранса</w:t>
-      </w:r>
-      <w:proofErr w:type="spellEnd"/>
-      <w:r>
-        <w:rPr>
-          <w:rFonts w:ascii="Times New Roman" w:hAnsi="Times New Roman" w:cs="Times New Roman"/>
-          <w:sz w:val="28"/>
-        </w:rPr>
-        <w:t xml:space="preserve">) возможны, но не обязательны. Обязательное условие – физичность модели, </w:t>
-      </w:r>
-      <w:proofErr w:type="gramStart"/>
-      <w:r>
-        <w:rPr>
-          <w:rFonts w:ascii="Times New Roman" w:hAnsi="Times New Roman" w:cs="Times New Roman"/>
-          <w:sz w:val="28"/>
-        </w:rPr>
-        <w:t>т.е.</w:t>
-      </w:r>
-      <w:proofErr w:type="gramEnd"/>
-      <w:r>
-        <w:rPr>
-          <w:rFonts w:ascii="Times New Roman" w:hAnsi="Times New Roman" w:cs="Times New Roman"/>
-          <w:sz w:val="28"/>
-        </w:rPr>
-        <w:t xml:space="preserve"> суммарное отражение для каждой компоненты цвета не превышает 1.</w:t>
+        <w:t>Модель оптических свойств материалов. Пропускание отсутствует, среда равномерная и прозрачная с постоянным показателем преломления = 1. Оптические свойства на поверхностях: коэффициент диффузного отражения (Ламберт) и коэффициент зеркального отражения (чистое зеркало). Зеркальные и диффузные оптические свойства могут быть заданы одновременно на одной поверхности. Выбирается одно событие (свойство) методами выборки по значимости и русской рулетки. Коэффициенты цветные. Новое направление и цвет луча выбираются в соответствии с выбранным событием. Желательно обеспечить постоянство энергии луча. Более сложные модели (например, Кука-Торранса) возможны, но не обязательны. Обязательное условие – физичность модели, т.е. суммарное отражение для каждой компоненты цвета не превышает 1.</w:t>
       </w:r>
     </w:p>
     <w:p>
@@ -1652,23 +1620,7 @@
           <w:rFonts w:ascii="Times New Roman" w:hAnsi="Times New Roman" w:cs="Times New Roman"/>
           <w:sz w:val="28"/>
         </w:rPr>
-        <w:t xml:space="preserve">Камера точечная (можно использовать линзовый объектив, например идеальную тонкую линзу), смотрит и видит сцену. Разрешение до 1000х1000 точек, но ме менее 500х500. </w:t>
-      </w:r>
-      <w:proofErr w:type="spellStart"/>
-      <w:r>
-        <w:rPr>
-          <w:rFonts w:ascii="Times New Roman" w:hAnsi="Times New Roman" w:cs="Times New Roman"/>
-          <w:sz w:val="28"/>
-        </w:rPr>
-        <w:t>Антиалиасинг</w:t>
-      </w:r>
-      <w:proofErr w:type="spellEnd"/>
-      <w:r>
-        <w:rPr>
-          <w:rFonts w:ascii="Times New Roman" w:hAnsi="Times New Roman" w:cs="Times New Roman"/>
-          <w:sz w:val="28"/>
-        </w:rPr>
-        <w:t xml:space="preserve"> обеспечивается случайным выбором координат точки в пределах одного пикселя.</w:t>
+        <w:t>Камера точечная (можно использовать линзовый объектив, например идеальную тонкую линзу), смотрит и видит сцену. Разрешение до 1000х1000 точек, но ме менее 500х500. Антиалиасинг обеспечивается случайным выбором координат точки в пределах одного пикселя.</w:t>
       </w:r>
     </w:p>
     <w:p>
@@ -1862,39 +1814,7 @@
           <w:sz w:val="28"/>
         </w:rPr>
         <w:lastRenderedPageBreak/>
-        <w:t xml:space="preserve">результат приводится к уровню </w:t>
-      </w:r>
-      <w:proofErr w:type="gramStart"/>
-      <w:r>
-        <w:rPr>
-          <w:rFonts w:ascii="Times New Roman" w:hAnsi="Times New Roman" w:cs="Times New Roman"/>
-          <w:sz w:val="28"/>
-        </w:rPr>
-        <w:t>0-255</w:t>
-      </w:r>
-      <w:proofErr w:type="gramEnd"/>
-      <w:r>
-        <w:rPr>
-          <w:rFonts w:ascii="Times New Roman" w:hAnsi="Times New Roman" w:cs="Times New Roman"/>
-          <w:sz w:val="28"/>
-        </w:rPr>
-        <w:t xml:space="preserve"> и записывается в файл изображения. Простейший формат PPM. Возможен вариант записи изображения в реальных яркостях (например HDR), затем визуализация результата в </w:t>
-      </w:r>
-      <w:proofErr w:type="spellStart"/>
-      <w:r>
-        <w:rPr>
-          <w:rFonts w:ascii="Times New Roman" w:hAnsi="Times New Roman" w:cs="Times New Roman"/>
-          <w:sz w:val="28"/>
-        </w:rPr>
-        <w:t>LumiVue</w:t>
-      </w:r>
-      <w:proofErr w:type="spellEnd"/>
-      <w:r>
-        <w:rPr>
-          <w:rFonts w:ascii="Times New Roman" w:hAnsi="Times New Roman" w:cs="Times New Roman"/>
-          <w:sz w:val="28"/>
-        </w:rPr>
-        <w:t>.</w:t>
+        <w:t>результат приводится к уровню 0-255 и записывается в файл изображения. Простейший формат PPM. Возможен вариант записи изображения в реальных яркостях (например HDR), затем визуализация результата в LumiVue.</w:t>
       </w:r>
     </w:p>
     <w:p>
@@ -2168,6 +2088,7 @@
             </w:pPr>
             <w:r>
               <w:rPr>
+                <w:noProof/>
                 <w:lang w:val="en-US"/>
               </w:rPr>
               <w:lastRenderedPageBreak/>
@@ -2230,6 +2151,7 @@
                 <w:rFonts w:ascii="Times New Roman" w:eastAsia="Calibri" w:hAnsi="Times New Roman" w:cs="Times New Roman"/>
                 <w:bCs/>
                 <w:iCs/>
+                <w:noProof/>
                 <w:color w:val="000000" w:themeColor="text1"/>
                 <w:sz w:val="28"/>
                 <w:szCs w:val="28"/>
@@ -2374,9 +2296,8 @@
           <w:lang w:val="en-US"/>
           <w14:ligatures w14:val="none"/>
         </w:rPr>
-        <w:t xml:space="preserve">00, </w:t>
-      </w:r>
-      <w:proofErr w:type="spellStart"/>
+        <w:t>00, spp=</w:t>
+      </w:r>
       <w:r>
         <w:rPr>
           <w:rFonts w:ascii="Times New Roman" w:eastAsia="Calibri" w:hAnsi="Times New Roman" w:cs="Times New Roman"/>
@@ -2389,9 +2310,8 @@
           <w:lang w:val="en-US"/>
           <w14:ligatures w14:val="none"/>
         </w:rPr>
-        <w:t>spp</w:t>
-      </w:r>
-      <w:proofErr w:type="spellEnd"/>
+        <w:t>1</w:t>
+      </w:r>
       <w:r>
         <w:rPr>
           <w:rFonts w:ascii="Times New Roman" w:eastAsia="Calibri" w:hAnsi="Times New Roman" w:cs="Times New Roman"/>
@@ -2404,95 +2324,7 @@
           <w:lang w:val="en-US"/>
           <w14:ligatures w14:val="none"/>
         </w:rPr>
-        <w:t>=</w:t>
-      </w:r>
-      <w:r>
-        <w:rPr>
-          <w:rFonts w:ascii="Times New Roman" w:eastAsia="Calibri" w:hAnsi="Times New Roman" w:cs="Times New Roman"/>
-          <w:bCs/>
-          <w:iCs/>
-          <w:color w:val="000000" w:themeColor="text1"/>
-          <w:kern w:val="0"/>
-          <w:sz w:val="28"/>
-          <w:szCs w:val="28"/>
-          <w:lang w:val="en-US"/>
-          <w14:ligatures w14:val="none"/>
-        </w:rPr>
-        <w:t>1</w:t>
-      </w:r>
-      <w:r>
-        <w:rPr>
-          <w:rFonts w:ascii="Times New Roman" w:eastAsia="Calibri" w:hAnsi="Times New Roman" w:cs="Times New Roman"/>
-          <w:bCs/>
-          <w:iCs/>
-          <w:color w:val="000000" w:themeColor="text1"/>
-          <w:kern w:val="0"/>
-          <w:sz w:val="28"/>
-          <w:szCs w:val="28"/>
-          <w:lang w:val="en-US"/>
-          <w14:ligatures w14:val="none"/>
-        </w:rPr>
-        <w:t xml:space="preserve">, </w:t>
-      </w:r>
-      <w:proofErr w:type="spellStart"/>
-      <w:r>
-        <w:rPr>
-          <w:rFonts w:ascii="Times New Roman" w:eastAsia="Calibri" w:hAnsi="Times New Roman" w:cs="Times New Roman"/>
-          <w:bCs/>
-          <w:iCs/>
-          <w:color w:val="000000" w:themeColor="text1"/>
-          <w:kern w:val="0"/>
-          <w:sz w:val="28"/>
-          <w:szCs w:val="28"/>
-          <w:lang w:val="en-US"/>
-          <w14:ligatures w14:val="none"/>
-        </w:rPr>
-        <w:t>maxDepth</w:t>
-      </w:r>
-      <w:proofErr w:type="spellEnd"/>
-      <w:r>
-        <w:rPr>
-          <w:rFonts w:ascii="Times New Roman" w:eastAsia="Calibri" w:hAnsi="Times New Roman" w:cs="Times New Roman"/>
-          <w:bCs/>
-          <w:iCs/>
-          <w:color w:val="000000" w:themeColor="text1"/>
-          <w:kern w:val="0"/>
-          <w:sz w:val="28"/>
-          <w:szCs w:val="28"/>
-          <w:lang w:val="en-US"/>
-          <w14:ligatures w14:val="none"/>
-        </w:rPr>
-        <w:t xml:space="preserve">=8, </w:t>
-      </w:r>
-      <w:proofErr w:type="spellStart"/>
-      <w:r>
-        <w:rPr>
-          <w:rFonts w:ascii="Times New Roman" w:eastAsia="Calibri" w:hAnsi="Times New Roman" w:cs="Times New Roman"/>
-          <w:bCs/>
-          <w:iCs/>
-          <w:color w:val="000000" w:themeColor="text1"/>
-          <w:kern w:val="0"/>
-          <w:sz w:val="28"/>
-          <w:szCs w:val="28"/>
-          <w:lang w:val="en-US"/>
-          <w14:ligatures w14:val="none"/>
-        </w:rPr>
-        <w:t>rrStart</w:t>
-      </w:r>
-      <w:proofErr w:type="spellEnd"/>
-      <w:r>
-        <w:rPr>
-          <w:rFonts w:ascii="Times New Roman" w:eastAsia="Calibri" w:hAnsi="Times New Roman" w:cs="Times New Roman"/>
-          <w:bCs/>
-          <w:iCs/>
-          <w:color w:val="000000" w:themeColor="text1"/>
-          <w:kern w:val="0"/>
-          <w:sz w:val="28"/>
-          <w:szCs w:val="28"/>
-          <w:lang w:val="en-US"/>
-          <w14:ligatures w14:val="none"/>
-        </w:rPr>
-        <w:t>=4, gamma=2.200, normalization=FIXED, exposure=1.000</w:t>
+        <w:t>, maxDepth=8, rrStart=4, gamma=2.200, normalization=FIXED, exposure=1.000</w:t>
       </w:r>
     </w:p>
     <w:p>
@@ -2562,6 +2394,7 @@
             </w:pPr>
             <w:r>
               <w:rPr>
+                <w:noProof/>
                 <w:lang w:val="en-US"/>
               </w:rPr>
               <w:drawing>
@@ -2623,6 +2456,7 @@
                 <w:rFonts w:ascii="Times New Roman" w:eastAsia="Calibri" w:hAnsi="Times New Roman" w:cs="Times New Roman"/>
                 <w:bCs/>
                 <w:iCs/>
+                <w:noProof/>
                 <w:color w:val="000000" w:themeColor="text1"/>
                 <w:sz w:val="28"/>
                 <w:szCs w:val="28"/>
@@ -2767,67 +2601,7 @@
           <w:lang w:val="en-US"/>
           <w14:ligatures w14:val="none"/>
         </w:rPr>
-        <w:t xml:space="preserve">00, spp=24, </w:t>
-      </w:r>
-      <w:proofErr w:type="spellStart"/>
-      <w:r>
-        <w:rPr>
-          <w:rFonts w:ascii="Times New Roman" w:eastAsia="Calibri" w:hAnsi="Times New Roman" w:cs="Times New Roman"/>
-          <w:bCs/>
-          <w:iCs/>
-          <w:color w:val="000000" w:themeColor="text1"/>
-          <w:kern w:val="0"/>
-          <w:sz w:val="28"/>
-          <w:szCs w:val="28"/>
-          <w:lang w:val="en-US"/>
-          <w14:ligatures w14:val="none"/>
-        </w:rPr>
-        <w:t>maxDepth</w:t>
-      </w:r>
-      <w:proofErr w:type="spellEnd"/>
-      <w:r>
-        <w:rPr>
-          <w:rFonts w:ascii="Times New Roman" w:eastAsia="Calibri" w:hAnsi="Times New Roman" w:cs="Times New Roman"/>
-          <w:bCs/>
-          <w:iCs/>
-          <w:color w:val="000000" w:themeColor="text1"/>
-          <w:kern w:val="0"/>
-          <w:sz w:val="28"/>
-          <w:szCs w:val="28"/>
-          <w:lang w:val="en-US"/>
-          <w14:ligatures w14:val="none"/>
-        </w:rPr>
-        <w:t xml:space="preserve">=8, </w:t>
-      </w:r>
-      <w:proofErr w:type="spellStart"/>
-      <w:r>
-        <w:rPr>
-          <w:rFonts w:ascii="Times New Roman" w:eastAsia="Calibri" w:hAnsi="Times New Roman" w:cs="Times New Roman"/>
-          <w:bCs/>
-          <w:iCs/>
-          <w:color w:val="000000" w:themeColor="text1"/>
-          <w:kern w:val="0"/>
-          <w:sz w:val="28"/>
-          <w:szCs w:val="28"/>
-          <w:lang w:val="en-US"/>
-          <w14:ligatures w14:val="none"/>
-        </w:rPr>
-        <w:t>rrStart</w:t>
-      </w:r>
-      <w:proofErr w:type="spellEnd"/>
-      <w:r>
-        <w:rPr>
-          <w:rFonts w:ascii="Times New Roman" w:eastAsia="Calibri" w:hAnsi="Times New Roman" w:cs="Times New Roman"/>
-          <w:bCs/>
-          <w:iCs/>
-          <w:color w:val="000000" w:themeColor="text1"/>
-          <w:kern w:val="0"/>
-          <w:sz w:val="28"/>
-          <w:szCs w:val="28"/>
-          <w:lang w:val="en-US"/>
-          <w14:ligatures w14:val="none"/>
-        </w:rPr>
-        <w:t>=4, gamma=2.200, normalization=FIXED, exposure=1.000</w:t>
+        <w:t>00, spp=24, maxDepth=8, rrStart=4, gamma=2.200, normalization=FIXED, exposure=1.000</w:t>
       </w:r>
     </w:p>
     <w:p>
@@ -4872,6 +4646,7 @@
   <w:style w:type="character" w:default="1" w:styleId="a0">
     <w:name w:val="Default Paragraph Font"/>
     <w:uiPriority w:val="1"/>
+    <w:semiHidden/>
     <w:unhideWhenUsed/>
   </w:style>
   <w:style w:type="table" w:default="1" w:styleId="a1">
@@ -5424,9 +5199,11 @@
     <w:rsid w:val="006878B5"/>
     <w:rsid w:val="00882512"/>
     <w:rsid w:val="00AF1E5C"/>
+    <w:rsid w:val="00B907BE"/>
     <w:rsid w:val="00BA691D"/>
     <w:rsid w:val="00C2192E"/>
     <w:rsid w:val="00D50675"/>
+    <w:rsid w:val="00DA7601"/>
     <w:rsid w:val="00E21C96"/>
     <w:rsid w:val="00E5365C"/>
     <w:rsid w:val="00F3758B"/>
